--- a/算法训练材料/PU-202C/PU-202C msds_CN 冠志.docx
+++ b/算法训练材料/PU-202C/PU-202C msds_CN 冠志.docx
@@ -1269,427 +1269,135 @@
         </w:trPr>
         <w:tc>
           <w:tcPr>
-            <w:tcW w:w="3519" w:type="dxa"/>
+            <w:tcW w:w="9795" w:type="dxa"/>
+            <w:gridSpan w:val="2"/>
+            <w:vAlign w:val="center"/>
             <w:tcBorders>
               <w:top w:val="dotted" w:color="auto" w:sz="4" w:space="0"/>
               <w:bottom w:val="dotted" w:color="auto" w:sz="4" w:space="0"/>
               <w:right w:val="dotted" w:color="auto" w:sz="4" w:space="0"/>
             </w:tcBorders>
-            <w:vAlign w:val="center"/>
-          </w:tcPr>
-          <w:p>
-            <w:pPr>
-              <w:keepNext w:val="0"/>
-              <w:keepLines w:val="0"/>
-              <w:pageBreakBefore w:val="0"/>
-              <w:widowControl w:val="0"/>
-              <w:numPr>
-                <w:ilvl w:val="1"/>
-                <w:numId w:val="0"/>
-              </w:numPr>
-              <w:kinsoku/>
-              <w:wordWrap/>
-              <w:overflowPunct/>
-              <w:topLinePunct w:val="0"/>
-              <w:autoSpaceDE/>
-              <w:autoSpaceDN/>
-              <w:bidi w:val="0"/>
-              <w:adjustRightInd/>
-              <w:snapToGrid/>
-              <w:spacing w:line="300" w:lineRule="auto"/>
-              <w:ind w:left="660" w:leftChars="0" w:hanging="660" w:firstLineChars="0"/>
-              <w:jc w:val="left"/>
-              <w:textAlignment w:val="auto"/>
-              <w:rPr>
-                <w:rFonts w:hint="eastAsia" w:hAnsi="Arial" w:cs="Arial"/>
-                <w:b/>
-                <w:bCs/>
-                <w:kern w:val="0"/>
-                <w:sz w:val="24"/>
-              </w:rPr>
-            </w:pPr>
-            <w:r>
-              <w:rPr>
-                <w:rFonts w:hint="eastAsia" w:hAnsi="Arial" w:cs="Times New Roman"/>
-                <w:b/>
-                <w:bCs/>
-                <w:kern w:val="0"/>
-                <w:sz w:val="21"/>
-                <w:szCs w:val="21"/>
-                <w:lang w:val="en-US" w:eastAsia="zh-CN" w:bidi="ar-SA"/>
-              </w:rPr>
-              <w:t>2</w:t>
-            </w:r>
-            <w:r>
-              <w:rPr>
-                <w:rFonts w:hint="default" w:ascii="Times New Roman" w:hAnsi="Arial" w:eastAsia="宋体" w:cs="Times New Roman"/>
-                <w:b/>
-                <w:bCs/>
-                <w:kern w:val="0"/>
-                <w:sz w:val="21"/>
-                <w:szCs w:val="21"/>
-                <w:lang w:val="en-US" w:eastAsia="zh-CN" w:bidi="ar-SA"/>
-              </w:rPr>
-              <w:t>.</w:t>
-            </w:r>
-            <w:r>
-              <w:rPr>
-                <w:rFonts w:hint="eastAsia" w:hAnsi="Arial" w:cs="Times New Roman"/>
-                <w:b/>
-                <w:bCs/>
-                <w:kern w:val="0"/>
-                <w:sz w:val="21"/>
-                <w:szCs w:val="21"/>
-                <w:lang w:val="en-US" w:eastAsia="zh-CN" w:bidi="ar-SA"/>
-              </w:rPr>
-              <w:t xml:space="preserve">1  </w:t>
-            </w:r>
-            <w:r>
-              <w:rPr>
-                <w:rFonts w:hint="eastAsia" w:hAnsi="Arial" w:cs="Arial"/>
-                <w:b/>
-                <w:bCs/>
-                <w:kern w:val="0"/>
-                <w:sz w:val="24"/>
-              </w:rPr>
-              <w:t>GHS危险性类别：</w:t>
-            </w:r>
-          </w:p>
-        </w:tc>
-        <w:tc>
-          <w:tcPr>
-            <w:tcW w:w="6276" w:type="dxa"/>
-            <w:tcBorders>
-              <w:top w:val="dotted" w:color="auto" w:sz="4" w:space="0"/>
-              <w:left w:val="dotted" w:color="auto" w:sz="4" w:space="0"/>
-              <w:bottom w:val="dotted" w:color="auto" w:sz="4" w:space="0"/>
-            </w:tcBorders>
-            <w:vAlign w:val="center"/>
-          </w:tcPr>
-          <w:p>
-            <w:pPr>
-              <w:keepNext w:val="0"/>
-              <w:keepLines w:val="0"/>
-              <w:pageBreakBefore w:val="0"/>
-              <w:kinsoku/>
-              <w:wordWrap/>
-              <w:overflowPunct/>
-              <w:topLinePunct w:val="0"/>
-              <w:autoSpaceDE/>
-              <w:autoSpaceDN/>
-              <w:bidi w:val="0"/>
-              <w:adjustRightInd/>
-              <w:snapToGrid/>
-              <w:spacing w:line="300" w:lineRule="auto"/>
-              <w:jc w:val="left"/>
-              <w:textAlignment w:val="auto"/>
-              <w:rPr>
-                <w:rFonts w:hint="default"/>
-                <w:b/>
-                <w:sz w:val="24"/>
-                <w:lang w:val="en-US"/>
-              </w:rPr>
-            </w:pPr>
-            <w:r>
-              <w:rPr>
-                <w:rFonts w:hint="eastAsia" w:eastAsia="宋体"/>
-                <w:b w:val="0"/>
-                <w:bCs w:val="0"/>
-                <w:sz w:val="24"/>
-                <w:szCs w:val="24"/>
-              </w:rPr>
-              <w:t>急性毒性（吸入），类别4（H332）</w:t>
-              <w:br/>
-              <w:t>皮肤腐蚀/刺激，类别3（H316）</w:t>
-              <w:br/>
-              <w:t>严重眼睛损伤/眼睛刺激性，类别2B（H320）</w:t>
-              <w:br/>
-              <w:t>生殖毒性物质，类别1B（H360）</w:t>
-              <w:br/>
-              <w:t>特异性靶器官系统毒性 一次接触，类别1（H370）</w:t>
-              <w:br/>
-              <w:t>特异性靶器官系统毒性 反复接触，类别2（H373）</w:t>
-            </w:r>
-          </w:p>
-        </w:tc>
-      </w:tr>
-      <w:tr>
-        <w:tblPrEx>
-          <w:tblBorders>
-            <w:top w:val="single" w:color="auto" w:sz="4" w:space="0"/>
-            <w:left w:val="single" w:color="auto" w:sz="4" w:space="0"/>
-            <w:bottom w:val="single" w:color="auto" w:sz="4" w:space="0"/>
-            <w:right w:val="single" w:color="auto" w:sz="4" w:space="0"/>
-            <w:insideH w:val="none" w:color="auto" w:sz="0" w:space="0"/>
-            <w:insideV w:val="none" w:color="auto" w:sz="0" w:space="0"/>
-          </w:tblBorders>
-          <w:tblCellMar>
-            <w:top w:w="0" w:type="dxa"/>
-            <w:left w:w="108" w:type="dxa"/>
-            <w:bottom w:w="0" w:type="dxa"/>
-            <w:right w:w="108" w:type="dxa"/>
-          </w:tblCellMar>
-        </w:tblPrEx>
-        <w:trPr>
-          <w:trHeight w:val="353" w:hRule="atLeast"/>
-        </w:trPr>
-        <w:tc>
-          <w:tcPr>
-            <w:tcW w:w="3519" w:type="dxa"/>
-            <w:tcBorders>
-              <w:top w:val="dotted" w:color="auto" w:sz="4" w:space="0"/>
-              <w:bottom w:val="dotted" w:color="auto" w:sz="4" w:space="0"/>
-              <w:right w:val="dotted" w:color="auto" w:sz="4" w:space="0"/>
-            </w:tcBorders>
-            <w:vAlign w:val="center"/>
-          </w:tcPr>
-          <w:p>
-            <w:pPr>
-              <w:keepNext w:val="0"/>
-              <w:keepLines w:val="0"/>
-              <w:pageBreakBefore w:val="0"/>
-              <w:widowControl w:val="0"/>
-              <w:numPr>
-                <w:ilvl w:val="1"/>
-                <w:numId w:val="0"/>
-              </w:numPr>
-              <w:kinsoku/>
-              <w:wordWrap/>
-              <w:overflowPunct/>
-              <w:topLinePunct w:val="0"/>
-              <w:autoSpaceDE/>
-              <w:autoSpaceDN/>
-              <w:bidi w:val="0"/>
-              <w:adjustRightInd/>
-              <w:snapToGrid/>
-              <w:spacing w:line="300" w:lineRule="auto"/>
-              <w:ind w:left="457" w:leftChars="0" w:hanging="457" w:hangingChars="217"/>
-              <w:jc w:val="left"/>
-              <w:textAlignment w:val="auto"/>
-              <w:rPr>
-                <w:rFonts w:hint="eastAsia" w:hAnsi="Arial" w:cs="Arial"/>
-                <w:b/>
-                <w:bCs/>
-                <w:kern w:val="0"/>
-                <w:sz w:val="24"/>
-              </w:rPr>
-            </w:pPr>
-            <w:r>
-              <w:rPr>
-                <w:rFonts w:hint="eastAsia" w:hAnsi="Arial" w:cs="Times New Roman"/>
-                <w:b/>
-                <w:bCs/>
-                <w:kern w:val="0"/>
-                <w:sz w:val="21"/>
-                <w:szCs w:val="21"/>
-                <w:lang w:val="en-US" w:eastAsia="zh-CN" w:bidi="ar-SA"/>
-              </w:rPr>
-              <w:t>2</w:t>
-            </w:r>
-            <w:r>
-              <w:rPr>
-                <w:rFonts w:hint="default" w:ascii="Times New Roman" w:hAnsi="Arial" w:eastAsia="宋体" w:cs="Times New Roman"/>
-                <w:b/>
-                <w:bCs/>
-                <w:kern w:val="0"/>
-                <w:sz w:val="21"/>
-                <w:szCs w:val="21"/>
-                <w:lang w:val="en-US" w:eastAsia="zh-CN" w:bidi="ar-SA"/>
-              </w:rPr>
-              <w:t>.</w:t>
-            </w:r>
-            <w:r>
-              <w:rPr>
-                <w:rFonts w:hint="eastAsia" w:hAnsi="Arial" w:cs="Times New Roman"/>
-                <w:b/>
-                <w:bCs/>
-                <w:kern w:val="0"/>
-                <w:sz w:val="21"/>
-                <w:szCs w:val="21"/>
-                <w:lang w:val="en-US" w:eastAsia="zh-CN" w:bidi="ar-SA"/>
-              </w:rPr>
-              <w:t xml:space="preserve">2  </w:t>
-            </w:r>
-            <w:r>
-              <w:rPr>
-                <w:rFonts w:hint="eastAsia" w:hAnsi="Arial" w:cs="Arial"/>
-                <w:b/>
-                <w:bCs/>
-                <w:kern w:val="0"/>
-                <w:sz w:val="24"/>
-              </w:rPr>
-              <w:t>GHS标签要素：</w:t>
-            </w:r>
-          </w:p>
-        </w:tc>
-        <w:tc>
-          <w:tcPr>
-            <w:tcW w:w="6276" w:type="dxa"/>
-            <w:tcBorders>
-              <w:top w:val="dotted" w:color="auto" w:sz="4" w:space="0"/>
-              <w:left w:val="dotted" w:color="auto" w:sz="4" w:space="0"/>
-              <w:bottom w:val="dotted" w:color="auto" w:sz="4" w:space="0"/>
-            </w:tcBorders>
-            <w:vAlign w:val="center"/>
-          </w:tcPr>
-          <w:p>
-            <w:pPr>
-              <w:keepNext w:val="0"/>
-              <w:keepLines w:val="0"/>
-              <w:pageBreakBefore w:val="0"/>
-              <w:kinsoku/>
-              <w:wordWrap/>
-              <w:overflowPunct/>
-              <w:topLinePunct w:val="0"/>
-              <w:autoSpaceDE/>
-              <w:autoSpaceDN/>
-              <w:bidi w:val="0"/>
-              <w:adjustRightInd/>
-              <w:snapToGrid/>
-              <w:spacing w:line="300" w:lineRule="auto"/>
-              <w:jc w:val="left"/>
-              <w:textAlignment w:val="auto"/>
-              <w:rPr>
-                <w:rFonts w:hint="eastAsia" w:eastAsia="宋体"/>
-                <w:b w:val="0"/>
-                <w:bCs/>
-                <w:sz w:val="24"/>
-                <w:lang w:val="en-US" w:eastAsia="zh-CN"/>
-              </w:rPr>
-            </w:pPr>
-            <w:r>
-              <w:rPr>
-                <w:rFonts w:hint="eastAsia" w:eastAsia="宋体"/>
-                <w:b w:val="0"/>
-                <w:bCs w:val="0"/>
-                <w:sz w:val="24"/>
-                <w:szCs w:val="24"/>
-                <w:lang w:val="en-US" w:eastAsia="zh-CN"/>
-              </w:rPr>
-              <w:t/>
-            </w:r>
-          </w:p>
-        </w:tc>
-      </w:tr>
-      <w:tr>
-        <w:tblPrEx>
-          <w:tblBorders>
-            <w:top w:val="single" w:color="auto" w:sz="4" w:space="0"/>
-            <w:left w:val="single" w:color="auto" w:sz="4" w:space="0"/>
-            <w:bottom w:val="single" w:color="auto" w:sz="4" w:space="0"/>
-            <w:right w:val="single" w:color="auto" w:sz="4" w:space="0"/>
-            <w:insideH w:val="none" w:color="auto" w:sz="0" w:space="0"/>
-            <w:insideV w:val="none" w:color="auto" w:sz="0" w:space="0"/>
-          </w:tblBorders>
-          <w:tblCellMar>
-            <w:top w:w="0" w:type="dxa"/>
-            <w:left w:w="108" w:type="dxa"/>
-            <w:bottom w:w="0" w:type="dxa"/>
-            <w:right w:w="108" w:type="dxa"/>
-          </w:tblCellMar>
-        </w:tblPrEx>
-        <w:trPr>
-          <w:trHeight w:val="265" w:hRule="atLeast"/>
-        </w:trPr>
-        <w:tc>
-          <w:tcPr>
-            <w:tcW w:w="3519" w:type="dxa"/>
-            <w:tcBorders>
-              <w:top w:val="dotted" w:color="auto" w:sz="4" w:space="0"/>
-              <w:bottom w:val="dotted" w:color="auto" w:sz="4" w:space="0"/>
-              <w:right w:val="dotted" w:color="auto" w:sz="4" w:space="0"/>
-            </w:tcBorders>
-            <w:vAlign w:val="center"/>
-          </w:tcPr>
-          <w:p>
-            <w:pPr>
-              <w:keepNext w:val="0"/>
-              <w:keepLines w:val="0"/>
-              <w:pageBreakBefore w:val="0"/>
-              <w:widowControl w:val="0"/>
-              <w:numPr>
-                <w:ilvl w:val="1"/>
-                <w:numId w:val="0"/>
-              </w:numPr>
-              <w:kinsoku/>
-              <w:wordWrap/>
-              <w:overflowPunct/>
-              <w:topLinePunct w:val="0"/>
-              <w:autoSpaceDE/>
-              <w:autoSpaceDN/>
-              <w:bidi w:val="0"/>
-              <w:adjustRightInd/>
-              <w:snapToGrid/>
-              <w:spacing w:line="300" w:lineRule="auto"/>
-              <w:ind w:firstLine="422" w:firstLineChars="200"/>
-              <w:jc w:val="left"/>
-              <w:textAlignment w:val="auto"/>
-              <w:rPr>
-                <w:rFonts w:hint="eastAsia" w:hAnsi="Arial" w:cs="Arial"/>
-                <w:b/>
-                <w:bCs/>
-                <w:kern w:val="0"/>
-                <w:sz w:val="24"/>
-              </w:rPr>
-            </w:pPr>
-            <w:r>
-              <w:rPr>
-                <w:rFonts w:hint="eastAsia" w:hAnsi="Arial" w:cs="Times New Roman"/>
-                <w:b/>
-                <w:bCs/>
-                <w:kern w:val="0"/>
-                <w:sz w:val="21"/>
-                <w:szCs w:val="21"/>
-                <w:lang w:val="en-US" w:eastAsia="zh-CN" w:bidi="ar-SA"/>
-              </w:rPr>
-              <w:t xml:space="preserve"> </w:t>
-            </w:r>
-            <w:r>
-              <w:rPr>
-                <w:rFonts w:hint="eastAsia" w:hAnsi="Arial" w:cs="Arial"/>
-                <w:b/>
-                <w:bCs/>
-                <w:kern w:val="0"/>
-                <w:sz w:val="24"/>
-              </w:rPr>
-              <w:t>GHS象形图：</w:t>
-            </w:r>
-          </w:p>
-        </w:tc>
-        <w:tc>
-          <w:tcPr>
-            <w:tcW w:w="6276" w:type="dxa"/>
-            <w:tcBorders>
-              <w:top w:val="dotted" w:color="auto" w:sz="4" w:space="0"/>
-              <w:left w:val="dotted" w:color="auto" w:sz="4" w:space="0"/>
-              <w:bottom w:val="dotted" w:color="auto" w:sz="4" w:space="0"/>
-            </w:tcBorders>
-            <w:vAlign w:val="center"/>
-          </w:tcPr>
-          <w:p>
-            <w:pPr>
-              <w:keepNext w:val="0"/>
-              <w:keepLines w:val="0"/>
-              <w:pageBreakBefore w:val="0"/>
-              <w:kinsoku/>
-              <w:wordWrap/>
-              <w:overflowPunct/>
-              <w:topLinePunct w:val="0"/>
-              <w:autoSpaceDE/>
-              <w:autoSpaceDN/>
-              <w:bidi w:val="0"/>
-              <w:adjustRightInd/>
-              <w:snapToGrid/>
-              <w:spacing w:line="300" w:lineRule="auto"/>
-              <w:jc w:val="left"/>
-              <w:textAlignment w:val="auto"/>
-              <w:rPr>
-                <w:rFonts w:hint="default" w:eastAsia="宋体"/>
-                <w:b w:val="0"/>
-                <w:bCs/>
-                <w:sz w:val="24"/>
-                <w:lang w:val="en-US" w:eastAsia="zh-CN"/>
-              </w:rPr>
+          </w:tcPr>
+          <w:p>
+            <w:pPr>
+              <w:spacing w:line="300" w:lineRule="auto"/>
+            </w:pPr>
+            <w:r>
+              <w:rPr>
+                <w:rFonts w:hint="eastAsia" w:ascii="Times New Roman" w:hAnsi="Times New Roman" w:eastAsia="宋体"/>
+                <w:sz w:val="24"/>
+                <w:b/>
+              </w:rPr>
+              <w:t xml:space="preserve">2.1 GHS危险性类别：</w:t>
+            </w:r>
+          </w:p>
+          <w:p>
+            <w:pPr>
+              <w:spacing w:line="300" w:lineRule="auto"/>
+              <w:ind w:firstLine="480" w:right="480"/>
+            </w:pPr>
+            <w:r>
+              <w:rPr>
+                <w:rFonts w:hint="eastAsia" w:ascii="Times New Roman" w:hAnsi="Times New Roman" w:eastAsia="宋体"/>
+                <w:sz w:val="24"/>
+              </w:rPr>
+              <w:t xml:space="preserve">急性毒性（吸入），类别4（H332）</w:t>
+            </w:r>
+          </w:p>
+          <w:p>
+            <w:pPr>
+              <w:spacing w:line="300" w:lineRule="auto"/>
+              <w:ind w:firstLine="480" w:right="480"/>
+            </w:pPr>
+            <w:r>
+              <w:rPr>
+                <w:rFonts w:hint="eastAsia" w:ascii="Times New Roman" w:hAnsi="Times New Roman" w:eastAsia="宋体"/>
+                <w:sz w:val="24"/>
+              </w:rPr>
+              <w:t xml:space="preserve">皮肤腐蚀/刺激，类别3（H316）</w:t>
+            </w:r>
+          </w:p>
+          <w:p>
+            <w:pPr>
+              <w:spacing w:line="300" w:lineRule="auto"/>
+              <w:ind w:firstLine="480" w:right="480"/>
+            </w:pPr>
+            <w:r>
+              <w:rPr>
+                <w:rFonts w:hint="eastAsia" w:ascii="Times New Roman" w:hAnsi="Times New Roman" w:eastAsia="宋体"/>
+                <w:sz w:val="24"/>
+              </w:rPr>
+              <w:t xml:space="preserve">严重眼睛损伤/眼睛刺激性，类别2B（H320）</w:t>
+            </w:r>
+          </w:p>
+          <w:p>
+            <w:pPr>
+              <w:spacing w:line="300" w:lineRule="auto"/>
+              <w:ind w:firstLine="480" w:right="480"/>
+            </w:pPr>
+            <w:r>
+              <w:rPr>
+                <w:rFonts w:hint="eastAsia" w:ascii="Times New Roman" w:hAnsi="Times New Roman" w:eastAsia="宋体"/>
+                <w:sz w:val="24"/>
+              </w:rPr>
+              <w:t xml:space="preserve">生殖毒性物质，类别1B（H360）</w:t>
+            </w:r>
+          </w:p>
+          <w:p>
+            <w:pPr>
+              <w:spacing w:line="300" w:lineRule="auto"/>
+              <w:ind w:firstLine="480" w:right="480"/>
+            </w:pPr>
+            <w:r>
+              <w:rPr>
+                <w:rFonts w:hint="eastAsia" w:ascii="Times New Roman" w:hAnsi="Times New Roman" w:eastAsia="宋体"/>
+                <w:sz w:val="24"/>
+              </w:rPr>
+              <w:t xml:space="preserve">特异性靶器官系统毒性 一次接触，类别1（H370）</w:t>
+            </w:r>
+          </w:p>
+          <w:p>
+            <w:pPr>
+              <w:spacing w:line="300" w:lineRule="auto"/>
+              <w:ind w:firstLine="480" w:right="480"/>
+            </w:pPr>
+            <w:r>
+              <w:rPr>
+                <w:rFonts w:hint="eastAsia" w:ascii="Times New Roman" w:hAnsi="Times New Roman" w:eastAsia="宋体"/>
+                <w:sz w:val="24"/>
+              </w:rPr>
+              <w:t xml:space="preserve">特异性靶器官系统毒性 反复接触，类别2（H373）</w:t>
+            </w:r>
+          </w:p>
+          <w:p>
+            <w:pPr>
+              <w:spacing w:line="300" w:lineRule="auto"/>
+            </w:pPr>
+            <w:r>
+              <w:rPr>
+                <w:rFonts w:hint="eastAsia" w:ascii="Times New Roman" w:hAnsi="Times New Roman" w:eastAsia="宋体"/>
+                <w:sz w:val="24"/>
+                <w:b/>
+              </w:rPr>
+              <w:t xml:space="preserve">2.2 GHS标签要素：</w:t>
+            </w:r>
+          </w:p>
+          <w:p>
+            <w:pPr>
+              <w:spacing w:line="300" w:lineRule="auto"/>
+            </w:pPr>
+            <w:r>
+              <w:rPr>
+                <w:rFonts w:hint="eastAsia" w:ascii="Times New Roman" w:hAnsi="Times New Roman" w:eastAsia="宋体"/>
+                <w:sz w:val="24"/>
+                <w:b/>
+              </w:rPr>
+              <w:t xml:space="preserve">GHS象形图：</w:t>
+            </w:r>
+          </w:p>
+          <w:p>
+            <w:pPr>
+              <w:jc w:val="center"/>
             </w:pPr>
             <w:r>
               <w:drawing>
@@ -1710,7 +1418,7 @@
                           </pic:cNvPicPr>
                         </pic:nvPicPr>
                         <pic:blipFill>
-                          <a:blip r:embed="rId21"/>
+                          <a:blip r:embed="rId42"/>
                           <a:stretch>
                             <a:fillRect/>
                           </a:stretch>
@@ -1749,7 +1457,7 @@
                           </pic:cNvPicPr>
                         </pic:nvPicPr>
                         <pic:blipFill>
-                          <a:blip r:embed="rId32"/>
+                          <a:blip r:embed="rId53"/>
                           <a:stretch>
                             <a:fillRect/>
                           </a:stretch>
@@ -1770,649 +1478,386 @@
               </w:drawing>
             </w:r>
           </w:p>
-        </w:tc>
-      </w:tr>
-      <w:tr>
-        <w:tblPrEx>
-          <w:tblBorders>
-            <w:top w:val="single" w:color="auto" w:sz="4" w:space="0"/>
-            <w:left w:val="single" w:color="auto" w:sz="4" w:space="0"/>
-            <w:bottom w:val="single" w:color="auto" w:sz="4" w:space="0"/>
-            <w:right w:val="single" w:color="auto" w:sz="4" w:space="0"/>
-            <w:insideH w:val="none" w:color="auto" w:sz="0" w:space="0"/>
-            <w:insideV w:val="none" w:color="auto" w:sz="0" w:space="0"/>
-          </w:tblBorders>
-          <w:tblCellMar>
-            <w:top w:w="0" w:type="dxa"/>
-            <w:left w:w="108" w:type="dxa"/>
-            <w:bottom w:w="0" w:type="dxa"/>
-            <w:right w:w="108" w:type="dxa"/>
-          </w:tblCellMar>
-        </w:tblPrEx>
-        <w:trPr>
-          <w:trHeight w:val="265" w:hRule="atLeast"/>
-        </w:trPr>
-        <w:tc>
-          <w:tcPr>
-            <w:tcW w:w="3519" w:type="dxa"/>
-            <w:tcBorders>
-              <w:top w:val="dotted" w:color="auto" w:sz="4" w:space="0"/>
-              <w:bottom w:val="dotted" w:color="auto" w:sz="4" w:space="0"/>
-              <w:right w:val="dotted" w:color="auto" w:sz="4" w:space="0"/>
-            </w:tcBorders>
-            <w:vAlign w:val="center"/>
-          </w:tcPr>
-          <w:p>
-            <w:pPr>
-              <w:keepNext w:val="0"/>
-              <w:keepLines w:val="0"/>
-              <w:pageBreakBefore w:val="0"/>
-              <w:widowControl w:val="0"/>
-              <w:numPr>
-                <w:ilvl w:val="1"/>
-                <w:numId w:val="0"/>
-              </w:numPr>
-              <w:kinsoku/>
-              <w:wordWrap/>
-              <w:overflowPunct/>
-              <w:topLinePunct w:val="0"/>
-              <w:autoSpaceDE/>
-              <w:autoSpaceDN/>
-              <w:bidi w:val="0"/>
-              <w:adjustRightInd/>
-              <w:snapToGrid/>
-              <w:spacing w:line="300" w:lineRule="auto"/>
-              <w:ind w:left="457" w:leftChars="0" w:hanging="457" w:hangingChars="217"/>
-              <w:jc w:val="left"/>
-              <w:textAlignment w:val="auto"/>
-              <w:rPr>
-                <w:rFonts w:hint="eastAsia" w:hAnsi="Arial" w:cs="Arial"/>
-                <w:b/>
-                <w:bCs/>
-                <w:kern w:val="0"/>
-                <w:sz w:val="24"/>
-              </w:rPr>
-            </w:pPr>
-            <w:r>
-              <w:rPr>
-                <w:rFonts w:hint="eastAsia" w:hAnsi="Arial" w:cs="Times New Roman"/>
-                <w:b/>
-                <w:bCs/>
-                <w:kern w:val="0"/>
-                <w:sz w:val="21"/>
-                <w:szCs w:val="21"/>
-                <w:lang w:val="en-US" w:eastAsia="zh-CN" w:bidi="ar-SA"/>
-              </w:rPr>
-              <w:t>2</w:t>
-            </w:r>
-            <w:r>
-              <w:rPr>
-                <w:rFonts w:hint="default" w:ascii="Times New Roman" w:hAnsi="Arial" w:eastAsia="宋体" w:cs="Times New Roman"/>
-                <w:b/>
-                <w:bCs/>
-                <w:kern w:val="0"/>
-                <w:sz w:val="21"/>
-                <w:szCs w:val="21"/>
-                <w:lang w:val="en-US" w:eastAsia="zh-CN" w:bidi="ar-SA"/>
-              </w:rPr>
-              <w:t>.</w:t>
-            </w:r>
-            <w:r>
-              <w:rPr>
-                <w:rFonts w:hint="eastAsia" w:hAnsi="Arial" w:cs="Times New Roman"/>
-                <w:b/>
-                <w:bCs/>
-                <w:kern w:val="0"/>
-                <w:sz w:val="21"/>
-                <w:szCs w:val="21"/>
-                <w:lang w:val="en-US" w:eastAsia="zh-CN" w:bidi="ar-SA"/>
-              </w:rPr>
-              <w:t xml:space="preserve">3  </w:t>
-            </w:r>
-            <w:r>
-              <w:rPr>
-                <w:rFonts w:hint="eastAsia" w:hAnsi="Arial" w:cs="Arial"/>
-                <w:b/>
-                <w:bCs/>
-                <w:kern w:val="0"/>
-                <w:sz w:val="24"/>
-              </w:rPr>
-              <w:t>信号词：</w:t>
-            </w:r>
-          </w:p>
-        </w:tc>
-        <w:tc>
-          <w:tcPr>
-            <w:tcW w:w="6276" w:type="dxa"/>
-            <w:tcBorders>
-              <w:top w:val="dotted" w:color="auto" w:sz="4" w:space="0"/>
-              <w:left w:val="dotted" w:color="auto" w:sz="4" w:space="0"/>
-              <w:bottom w:val="dotted" w:color="auto" w:sz="4" w:space="0"/>
-            </w:tcBorders>
-            <w:vAlign w:val="center"/>
-          </w:tcPr>
-          <w:p>
-            <w:pPr>
-              <w:keepLines w:val="0"/>
-              <w:pageBreakBefore w:val="0"/>
-              <w:kinsoku/>
-              <w:wordWrap/>
-              <w:overflowPunct/>
-              <w:topLinePunct w:val="0"/>
-              <w:autoSpaceDE/>
-              <w:autoSpaceDN/>
-              <w:bidi w:val="0"/>
-              <w:adjustRightInd/>
-              <w:snapToGrid/>
-              <w:spacing w:before="0" w:after="0" w:line="240" w:lineRule="auto"/>
-              <w:jc w:val="left"/>
-              <w:textAlignment w:val="auto"/>
-              <w:rPr>
-                <w:rFonts w:hint="eastAsia" w:eastAsia="宋体"/>
-                <w:b/>
-                <w:sz w:val="24"/>
-                <w:lang w:val="en-US" w:eastAsia="zh-CN"/>
-              </w:rPr>
-            </w:pPr>
-            <w:r>
-              <w:rPr>
-                <w:rFonts w:hint="eastAsia" w:eastAsia="宋体"/>
-                <w:b w:val="0"/>
-                <w:bCs w:val="0"/>
-                <w:sz w:val="24"/>
-                <w:szCs w:val="24"/>
-              </w:rPr>
-              <w:t>危险</w:t>
-            </w:r>
-          </w:p>
-        </w:tc>
-      </w:tr>
-      <w:tr>
-        <w:tblPrEx>
-          <w:tblBorders>
-            <w:top w:val="single" w:color="auto" w:sz="4" w:space="0"/>
-            <w:left w:val="single" w:color="auto" w:sz="4" w:space="0"/>
-            <w:bottom w:val="single" w:color="auto" w:sz="4" w:space="0"/>
-            <w:right w:val="single" w:color="auto" w:sz="4" w:space="0"/>
-            <w:insideH w:val="none" w:color="auto" w:sz="0" w:space="0"/>
-            <w:insideV w:val="none" w:color="auto" w:sz="0" w:space="0"/>
-          </w:tblBorders>
-          <w:tblCellMar>
-            <w:top w:w="0" w:type="dxa"/>
-            <w:left w:w="108" w:type="dxa"/>
-            <w:bottom w:w="0" w:type="dxa"/>
-            <w:right w:w="108" w:type="dxa"/>
-          </w:tblCellMar>
-        </w:tblPrEx>
-        <w:trPr>
-          <w:trHeight w:val="265" w:hRule="atLeast"/>
-        </w:trPr>
-        <w:tc>
-          <w:tcPr>
-            <w:tcW w:w="3519" w:type="dxa"/>
-            <w:tcBorders>
-              <w:top w:val="dotted" w:color="auto" w:sz="4" w:space="0"/>
-              <w:bottom w:val="dotted" w:color="auto" w:sz="4" w:space="0"/>
-              <w:right w:val="dotted" w:color="auto" w:sz="4" w:space="0"/>
-            </w:tcBorders>
-            <w:vAlign w:val="center"/>
-          </w:tcPr>
-          <w:p>
-            <w:pPr>
-              <w:keepNext w:val="0"/>
-              <w:keepLines w:val="0"/>
-              <w:pageBreakBefore w:val="0"/>
-              <w:widowControl w:val="0"/>
-              <w:numPr>
-                <w:ilvl w:val="1"/>
-                <w:numId w:val="0"/>
-              </w:numPr>
-              <w:kinsoku/>
-              <w:wordWrap/>
-              <w:overflowPunct/>
-              <w:topLinePunct w:val="0"/>
-              <w:autoSpaceDE/>
-              <w:autoSpaceDN/>
-              <w:bidi w:val="0"/>
-              <w:adjustRightInd/>
-              <w:snapToGrid/>
-              <w:spacing w:line="300" w:lineRule="auto"/>
-              <w:ind w:left="457" w:leftChars="0" w:hanging="457" w:hangingChars="217"/>
-              <w:jc w:val="left"/>
-              <w:textAlignment w:val="auto"/>
-              <w:rPr>
-                <w:rFonts w:hint="eastAsia" w:hAnsi="Arial" w:cs="Arial"/>
-                <w:b/>
-                <w:bCs/>
-                <w:kern w:val="0"/>
-                <w:sz w:val="24"/>
-              </w:rPr>
-            </w:pPr>
-            <w:r>
-              <w:rPr>
-                <w:rFonts w:hint="eastAsia" w:hAnsi="Arial" w:cs="Times New Roman"/>
-                <w:b/>
-                <w:bCs/>
-                <w:kern w:val="0"/>
-                <w:sz w:val="21"/>
-                <w:szCs w:val="21"/>
-                <w:lang w:val="en-US" w:eastAsia="zh-CN" w:bidi="ar-SA"/>
-              </w:rPr>
-              <w:t>2</w:t>
-            </w:r>
-            <w:r>
-              <w:rPr>
-                <w:rFonts w:hint="default" w:ascii="Times New Roman" w:hAnsi="Arial" w:eastAsia="宋体" w:cs="Times New Roman"/>
-                <w:b/>
-                <w:bCs/>
-                <w:kern w:val="0"/>
-                <w:sz w:val="21"/>
-                <w:szCs w:val="21"/>
-                <w:lang w:val="en-US" w:eastAsia="zh-CN" w:bidi="ar-SA"/>
-              </w:rPr>
-              <w:t>.</w:t>
-            </w:r>
-            <w:r>
-              <w:rPr>
-                <w:rFonts w:hint="eastAsia" w:hAnsi="Arial" w:cs="Times New Roman"/>
-                <w:b/>
-                <w:bCs/>
-                <w:kern w:val="0"/>
-                <w:sz w:val="21"/>
-                <w:szCs w:val="21"/>
-                <w:lang w:val="en-US" w:eastAsia="zh-CN" w:bidi="ar-SA"/>
-              </w:rPr>
-              <w:t xml:space="preserve">4  </w:t>
-            </w:r>
-            <w:r>
-              <w:rPr>
-                <w:rFonts w:hint="eastAsia" w:hAnsi="Arial" w:cs="Arial"/>
-                <w:b/>
-                <w:bCs/>
-                <w:kern w:val="0"/>
-                <w:sz w:val="24"/>
-              </w:rPr>
-              <w:t>危险性说明：</w:t>
-            </w:r>
-          </w:p>
-        </w:tc>
-        <w:tc>
-          <w:tcPr>
-            <w:tcW w:w="6276" w:type="dxa"/>
-            <w:tcBorders>
-              <w:top w:val="dotted" w:color="auto" w:sz="4" w:space="0"/>
-              <w:left w:val="dotted" w:color="auto" w:sz="4" w:space="0"/>
-              <w:bottom w:val="dotted" w:color="auto" w:sz="4" w:space="0"/>
-            </w:tcBorders>
-            <w:vAlign w:val="center"/>
-          </w:tcPr>
-          <w:p>
-            <w:pPr>
-              <w:keepNext w:val="0"/>
-              <w:keepLines w:val="0"/>
-              <w:pageBreakBefore w:val="0"/>
-              <w:kinsoku/>
-              <w:wordWrap/>
-              <w:overflowPunct/>
-              <w:topLinePunct w:val="0"/>
-              <w:autoSpaceDE/>
-              <w:autoSpaceDN/>
-              <w:bidi w:val="0"/>
-              <w:adjustRightInd/>
-              <w:snapToGrid/>
-              <w:spacing w:line="300" w:lineRule="auto"/>
-              <w:jc w:val="left"/>
-              <w:textAlignment w:val="auto"/>
-              <w:rPr>
-                <w:rFonts w:hint="default"/>
-                <w:b/>
-                <w:sz w:val="24"/>
-                <w:lang w:val="en-US"/>
-              </w:rPr>
-            </w:pPr>
-            <w:r>
-              <w:rPr>
-                <w:rFonts w:hint="eastAsia" w:hAnsi="Arial" w:cs="Arial" w:eastAsia="宋体"/>
-                <w:b w:val="0"/>
-                <w:bCs w:val="0"/>
-                <w:kern w:val="0"/>
-                <w:sz w:val="24"/>
-                <w:szCs w:val="24"/>
-                <w:lang w:val="en-US" w:eastAsia="zh-CN"/>
-              </w:rPr>
-              <w:t>H316造成轻微皮肤刺激。</w:t>
-              <w:br/>
-              <w:t>H320造成眼睛刺激。</w:t>
-              <w:br/>
-              <w:t>H332吸入有害。</w:t>
-              <w:br/>
-              <w:t>H360可能对生育能力或胎儿造成伤害。</w:t>
-              <w:br/>
-              <w:t>H370可能对器官的伤害。</w:t>
-              <w:br/>
-              <w:t>H373长期或重复暴露可能会对器官造成伤害（肝）。</w:t>
-            </w:r>
-          </w:p>
-        </w:tc>
-      </w:tr>
-      <w:tr>
-        <w:tblPrEx>
-          <w:tblBorders>
-            <w:top w:val="single" w:color="auto" w:sz="4" w:space="0"/>
-            <w:left w:val="single" w:color="auto" w:sz="4" w:space="0"/>
-            <w:bottom w:val="single" w:color="auto" w:sz="4" w:space="0"/>
-            <w:right w:val="single" w:color="auto" w:sz="4" w:space="0"/>
-            <w:insideH w:val="none" w:color="auto" w:sz="0" w:space="0"/>
-            <w:insideV w:val="none" w:color="auto" w:sz="0" w:space="0"/>
-          </w:tblBorders>
-          <w:tblCellMar>
-            <w:top w:w="0" w:type="dxa"/>
-            <w:left w:w="108" w:type="dxa"/>
-            <w:bottom w:w="0" w:type="dxa"/>
-            <w:right w:w="108" w:type="dxa"/>
-          </w:tblCellMar>
-        </w:tblPrEx>
-        <w:trPr>
-          <w:trHeight w:val="265" w:hRule="atLeast"/>
-        </w:trPr>
-        <w:tc>
-          <w:tcPr>
-            <w:tcW w:w="3519" w:type="dxa"/>
-            <w:tcBorders>
-              <w:top w:val="dotted" w:color="auto" w:sz="4" w:space="0"/>
-              <w:bottom w:val="dotted" w:color="auto" w:sz="4" w:space="0"/>
-              <w:right w:val="dotted" w:color="auto" w:sz="4" w:space="0"/>
-            </w:tcBorders>
-            <w:vAlign w:val="center"/>
-          </w:tcPr>
-          <w:p>
-            <w:pPr>
-              <w:keepNext w:val="0"/>
-              <w:keepLines w:val="0"/>
-              <w:pageBreakBefore w:val="0"/>
-              <w:widowControl w:val="0"/>
-              <w:numPr>
-                <w:ilvl w:val="1"/>
-                <w:numId w:val="0"/>
-              </w:numPr>
-              <w:kinsoku/>
-              <w:wordWrap/>
-              <w:overflowPunct/>
-              <w:topLinePunct w:val="0"/>
-              <w:autoSpaceDE/>
-              <w:autoSpaceDN/>
-              <w:bidi w:val="0"/>
-              <w:adjustRightInd/>
-              <w:snapToGrid/>
-              <w:spacing w:line="300" w:lineRule="auto"/>
-              <w:ind w:left="457" w:leftChars="0" w:hanging="457" w:hangingChars="217"/>
-              <w:jc w:val="left"/>
-              <w:textAlignment w:val="auto"/>
-              <w:rPr>
-                <w:rFonts w:hint="eastAsia" w:hAnsi="Arial"/>
-                <w:b/>
-                <w:sz w:val="24"/>
-              </w:rPr>
-            </w:pPr>
-            <w:r>
-              <w:rPr>
-                <w:rFonts w:hint="eastAsia" w:hAnsi="Arial" w:cs="Times New Roman"/>
-                <w:b/>
-                <w:kern w:val="2"/>
-                <w:sz w:val="21"/>
-                <w:szCs w:val="21"/>
-                <w:lang w:val="en-US" w:eastAsia="zh-CN" w:bidi="ar-SA"/>
-              </w:rPr>
-              <w:t>2</w:t>
-            </w:r>
-            <w:r>
-              <w:rPr>
-                <w:rFonts w:hint="default" w:ascii="Times New Roman" w:hAnsi="Arial" w:eastAsia="宋体" w:cs="Times New Roman"/>
-                <w:b/>
-                <w:kern w:val="2"/>
-                <w:sz w:val="21"/>
-                <w:szCs w:val="21"/>
-                <w:lang w:val="en-US" w:eastAsia="zh-CN" w:bidi="ar-SA"/>
-              </w:rPr>
-              <w:t>.</w:t>
-            </w:r>
-            <w:r>
-              <w:rPr>
-                <w:rFonts w:hint="eastAsia" w:hAnsi="Arial" w:cs="Times New Roman"/>
-                <w:b/>
-                <w:kern w:val="2"/>
-                <w:sz w:val="21"/>
-                <w:szCs w:val="21"/>
-                <w:lang w:val="en-US" w:eastAsia="zh-CN" w:bidi="ar-SA"/>
-              </w:rPr>
-              <w:t xml:space="preserve">5  </w:t>
-            </w:r>
-            <w:r>
-              <w:rPr>
-                <w:rFonts w:hint="eastAsia" w:hAnsi="Arial"/>
-                <w:b/>
-                <w:sz w:val="24"/>
-              </w:rPr>
-              <w:t>防范说明：</w:t>
-            </w:r>
-          </w:p>
-        </w:tc>
-        <w:tc>
-          <w:tcPr>
-            <w:tcW w:w="6276" w:type="dxa"/>
-            <w:tcBorders>
-              <w:top w:val="dotted" w:color="auto" w:sz="4" w:space="0"/>
-              <w:left w:val="dotted" w:color="auto" w:sz="4" w:space="0"/>
-              <w:bottom w:val="dotted" w:color="auto" w:sz="4" w:space="0"/>
-            </w:tcBorders>
-            <w:vAlign w:val="center"/>
-          </w:tcPr>
-          <w:p>
-            <w:pPr>
-              <w:keepNext w:val="0"/>
-              <w:keepLines w:val="0"/>
-              <w:pageBreakBefore w:val="0"/>
-              <w:kinsoku/>
-              <w:wordWrap/>
-              <w:overflowPunct/>
-              <w:topLinePunct w:val="0"/>
-              <w:autoSpaceDE/>
-              <w:autoSpaceDN/>
-              <w:bidi w:val="0"/>
-              <w:adjustRightInd/>
-              <w:snapToGrid/>
-              <w:spacing w:line="300" w:lineRule="auto"/>
-              <w:jc w:val="left"/>
-              <w:textAlignment w:val="auto"/>
-              <w:rPr>
-                <w:rFonts w:hint="default" w:hAnsi="Arial" w:cs="Arial"/>
-                <w:kern w:val="0"/>
-                <w:sz w:val="24"/>
-                <w:lang w:val="en-US" w:eastAsia="zh-CN"/>
-              </w:rPr>
-            </w:pPr>
-            <w:r>
-              <w:rPr>
-                <w:rFonts w:hint="eastAsia" w:hAnsi="Arial" w:cs="Arial" w:eastAsia="宋体"/>
-                <w:b w:val="0"/>
-                <w:bCs w:val="0"/>
-                <w:kern w:val="0"/>
-                <w:sz w:val="24"/>
-                <w:szCs w:val="24"/>
-                <w:lang w:val="en-US" w:eastAsia="zh-CN"/>
-              </w:rPr>
-              <w:t>预防措施：</w:t>
-              <w:br/>
-              <w:t>P201 在使用前获取特别指示。</w:t>
-              <w:br/>
-              <w:t>P202 在阅读并了解所有安全预防措施之前，切勿操作与处置。</w:t>
-              <w:br/>
-              <w:t>P260 不要吸入粉尘/烟/气体/气雾/蒸气/喷雾。</w:t>
-              <w:br/>
-              <w:t>P264 操作后彻底清洗双手。</w:t>
-              <w:br/>
-              <w:t>P270 使用本产品时不要进食、饮水或吸烟。</w:t>
-              <w:br/>
-              <w:t>P271 只能在室外或通风良好处使用。</w:t>
-              <w:br/>
-              <w:t>P280 戴防护手套/穿防护服/戴防护眼罩/戴防护面具。</w:t>
-              <w:br/>
-              <w:t>事故响应：</w:t>
-              <w:br/>
-              <w:t>P304+P340 如误吸入：将人转移到空气新鲜处，保持呼吸舒适体位。</w:t>
-              <w:br/>
-              <w:t>P305+P351+P338 如果进入眼睛：用水小心地冲洗几分钟。如简便易行，</w:t>
-              <w:br/>
-              <w:t>摘除隐形眼镜，继续冲洗。</w:t>
-              <w:br/>
-              <w:t>P308+P313 如果接触到或有疑虑：求医/就诊。</w:t>
-              <w:br/>
-              <w:t>P337+P313 如眼刺激持续不退：求医/就诊。</w:t>
-              <w:br/>
-              <w:t>P370+P378 火灾时：使用泡沫，干粉灭火器或二氧化碳灭火。</w:t>
-              <w:br/>
-              <w:t>安全储存：</w:t>
-              <w:br/>
-              <w:t>P405 储存处须加锁。</w:t>
-              <w:br/>
-              <w:t>废弃处置：</w:t>
-              <w:br/>
-              <w:t>P501 处置内装物/容器按照当地规章。</w:t>
-            </w:r>
-          </w:p>
-        </w:tc>
-      </w:tr>
-      <w:tr>
-        <w:tblPrEx>
-          <w:tblBorders>
-            <w:top w:val="single" w:color="auto" w:sz="4" w:space="0"/>
-            <w:left w:val="single" w:color="auto" w:sz="4" w:space="0"/>
-            <w:bottom w:val="single" w:color="auto" w:sz="4" w:space="0"/>
-            <w:right w:val="single" w:color="auto" w:sz="4" w:space="0"/>
-            <w:insideH w:val="none" w:color="auto" w:sz="0" w:space="0"/>
-            <w:insideV w:val="none" w:color="auto" w:sz="0" w:space="0"/>
-          </w:tblBorders>
-          <w:tblCellMar>
-            <w:top w:w="0" w:type="dxa"/>
-            <w:left w:w="108" w:type="dxa"/>
-            <w:bottom w:w="0" w:type="dxa"/>
-            <w:right w:w="108" w:type="dxa"/>
-          </w:tblCellMar>
-        </w:tblPrEx>
-        <w:trPr>
-          <w:trHeight w:val="265" w:hRule="atLeast"/>
-        </w:trPr>
-        <w:tc>
-          <w:tcPr>
-            <w:tcW w:w="3519" w:type="dxa"/>
-            <w:tcBorders>
-              <w:top w:val="dotted" w:color="auto" w:sz="4" w:space="0"/>
-              <w:bottom w:val="single" w:color="auto" w:sz="4" w:space="0"/>
-              <w:right w:val="dotted" w:color="auto" w:sz="4" w:space="0"/>
-            </w:tcBorders>
-            <w:shd w:val="clear" w:color="auto" w:fill="auto"/>
-            <w:vAlign w:val="center"/>
-          </w:tcPr>
-          <w:p>
-            <w:pPr>
-              <w:keepNext w:val="0"/>
-              <w:keepLines w:val="0"/>
-              <w:pageBreakBefore w:val="0"/>
-              <w:widowControl w:val="0"/>
-              <w:numPr>
-                <w:ilvl w:val="1"/>
-                <w:numId w:val="0"/>
-              </w:numPr>
-              <w:kinsoku/>
-              <w:wordWrap/>
-              <w:overflowPunct/>
-              <w:topLinePunct w:val="0"/>
-              <w:autoSpaceDE/>
-              <w:autoSpaceDN/>
-              <w:bidi w:val="0"/>
-              <w:adjustRightInd/>
-              <w:snapToGrid/>
-              <w:spacing w:line="300" w:lineRule="auto"/>
-              <w:ind w:left="457" w:leftChars="0" w:hanging="457" w:hangingChars="217"/>
-              <w:jc w:val="left"/>
-              <w:textAlignment w:val="auto"/>
-              <w:rPr>
-                <w:rFonts w:hint="eastAsia" w:hAnsi="Arial" w:cs="Times New Roman"/>
-                <w:b/>
-                <w:kern w:val="2"/>
-                <w:sz w:val="21"/>
-                <w:szCs w:val="21"/>
-                <w:lang w:val="en-US" w:eastAsia="zh-CN" w:bidi="ar-SA"/>
-              </w:rPr>
-            </w:pPr>
-            <w:r>
-              <w:rPr>
-                <w:rFonts w:hint="eastAsia" w:hAnsi="Arial" w:cs="Times New Roman"/>
-                <w:b/>
-                <w:kern w:val="2"/>
-                <w:sz w:val="21"/>
-                <w:szCs w:val="21"/>
-                <w:lang w:val="en-US" w:eastAsia="zh-CN" w:bidi="ar-SA"/>
-              </w:rPr>
-              <w:t xml:space="preserve">2.6  </w:t>
-            </w:r>
-            <w:r>
-              <w:rPr>
-                <w:rFonts w:hint="eastAsia" w:hAnsi="Arial"/>
-                <w:b/>
-                <w:sz w:val="24"/>
-                <w:lang w:val="en-US" w:eastAsia="zh-CN"/>
-              </w:rPr>
-              <w:t>其他危害</w:t>
-            </w:r>
-          </w:p>
-        </w:tc>
-        <w:tc>
-          <w:tcPr>
-            <w:tcW w:w="6276" w:type="dxa"/>
-            <w:tcBorders>
-              <w:top w:val="dotted" w:color="auto" w:sz="4" w:space="0"/>
-              <w:left w:val="dotted" w:color="auto" w:sz="4" w:space="0"/>
-              <w:bottom w:val="single" w:color="auto" w:sz="4" w:space="0"/>
-            </w:tcBorders>
-            <w:vAlign w:val="center"/>
-          </w:tcPr>
-          <w:p>
-            <w:pPr>
-              <w:keepNext w:val="0"/>
-              <w:keepLines w:val="0"/>
-              <w:pageBreakBefore w:val="0"/>
-              <w:widowControl/>
-              <w:suppressLineNumbers w:val="0"/>
-              <w:kinsoku/>
-              <w:wordWrap/>
-              <w:overflowPunct/>
-              <w:topLinePunct w:val="0"/>
-              <w:autoSpaceDE/>
-              <w:autoSpaceDN/>
-              <w:bidi w:val="0"/>
-              <w:adjustRightInd/>
-              <w:snapToGrid/>
-              <w:jc w:val="left"/>
-              <w:textAlignment w:val="auto"/>
-              <w:rPr>
-                <w:rFonts w:hint="default" w:hAnsi="Arial" w:cs="Arial"/>
-                <w:kern w:val="0"/>
-                <w:sz w:val="24"/>
-                <w:lang w:val="en-US" w:eastAsia="zh-CN"/>
-              </w:rPr>
-            </w:pPr>
-            <w:r>
-              <w:rPr>
-                <w:rFonts w:hint="eastAsia" w:hAnsi="Arial" w:cs="Arial" w:eastAsia="宋体"/>
-                <w:b w:val="0"/>
-                <w:bCs w:val="0"/>
-                <w:kern w:val="0"/>
-                <w:sz w:val="24"/>
-                <w:szCs w:val="24"/>
-                <w:lang w:val="en-US" w:eastAsia="zh-CN"/>
-              </w:rPr>
-              <w:t>无适用资料。</w:t>
+          <w:p>
+            <w:pPr>
+              <w:spacing w:line="300" w:lineRule="auto"/>
+            </w:pPr>
+            <w:r>
+              <w:rPr>
+                <w:rFonts w:hint="eastAsia" w:ascii="Times New Roman" w:hAnsi="Times New Roman" w:eastAsia="宋体"/>
+                <w:sz w:val="24"/>
+                <w:b/>
+              </w:rPr>
+              <w:t xml:space="preserve">信号词：</w:t>
+            </w:r>
+            <w:r>
+              <w:rPr>
+                <w:rFonts w:hint="eastAsia" w:ascii="Times New Roman" w:hAnsi="Times New Roman" w:eastAsia="宋体"/>
+                <w:sz w:val="24"/>
+              </w:rPr>
+              <w:t xml:space="preserve">危险</w:t>
+            </w:r>
+          </w:p>
+          <w:p>
+            <w:pPr>
+              <w:spacing w:line="300" w:lineRule="auto"/>
+            </w:pPr>
+            <w:r>
+              <w:rPr>
+                <w:rFonts w:hint="eastAsia" w:ascii="Times New Roman" w:hAnsi="Times New Roman" w:eastAsia="宋体"/>
+                <w:sz w:val="24"/>
+                <w:b/>
+              </w:rPr>
+              <w:t xml:space="preserve">危险性说明：</w:t>
+            </w:r>
+          </w:p>
+          <w:p>
+            <w:pPr>
+              <w:spacing w:line="300" w:lineRule="auto"/>
+              <w:ind w:left="480"/>
+            </w:pPr>
+            <w:r>
+              <w:rPr>
+                <w:rFonts w:hint="eastAsia" w:ascii="Times New Roman" w:hAnsi="Times New Roman" w:eastAsia="宋体"/>
+                <w:sz w:val="24"/>
+              </w:rPr>
+              <w:t xml:space="preserve">H316造成轻微皮肤刺激。</w:t>
+            </w:r>
+          </w:p>
+          <w:p>
+            <w:pPr>
+              <w:spacing w:line="300" w:lineRule="auto"/>
+              <w:ind w:left="480"/>
+            </w:pPr>
+            <w:r>
+              <w:rPr>
+                <w:rFonts w:hint="eastAsia" w:ascii="Times New Roman" w:hAnsi="Times New Roman" w:eastAsia="宋体"/>
+                <w:sz w:val="24"/>
+              </w:rPr>
+              <w:t xml:space="preserve">H320造成眼睛刺激。</w:t>
+            </w:r>
+          </w:p>
+          <w:p>
+            <w:pPr>
+              <w:spacing w:line="300" w:lineRule="auto"/>
+              <w:ind w:left="480"/>
+            </w:pPr>
+            <w:r>
+              <w:rPr>
+                <w:rFonts w:hint="eastAsia" w:ascii="Times New Roman" w:hAnsi="Times New Roman" w:eastAsia="宋体"/>
+                <w:sz w:val="24"/>
+              </w:rPr>
+              <w:t xml:space="preserve">H332吸入有害。</w:t>
+            </w:r>
+          </w:p>
+          <w:p>
+            <w:pPr>
+              <w:spacing w:line="300" w:lineRule="auto"/>
+              <w:ind w:left="480"/>
+            </w:pPr>
+            <w:r>
+              <w:rPr>
+                <w:rFonts w:hint="eastAsia" w:ascii="Times New Roman" w:hAnsi="Times New Roman" w:eastAsia="宋体"/>
+                <w:sz w:val="24"/>
+              </w:rPr>
+              <w:t xml:space="preserve">H360可能对生育能力或胎儿造成伤害。</w:t>
+            </w:r>
+          </w:p>
+          <w:p>
+            <w:pPr>
+              <w:spacing w:line="300" w:lineRule="auto"/>
+              <w:ind w:left="480"/>
+            </w:pPr>
+            <w:r>
+              <w:rPr>
+                <w:rFonts w:hint="eastAsia" w:ascii="Times New Roman" w:hAnsi="Times New Roman" w:eastAsia="宋体"/>
+                <w:sz w:val="24"/>
+              </w:rPr>
+              <w:t xml:space="preserve">H370可能对器官的伤害。</w:t>
+            </w:r>
+          </w:p>
+          <w:p>
+            <w:pPr>
+              <w:spacing w:line="300" w:lineRule="auto"/>
+              <w:ind w:left="480"/>
+            </w:pPr>
+            <w:r>
+              <w:rPr>
+                <w:rFonts w:hint="eastAsia" w:ascii="Times New Roman" w:hAnsi="Times New Roman" w:eastAsia="宋体"/>
+                <w:sz w:val="24"/>
+              </w:rPr>
+              <w:t xml:space="preserve">H373长期或重复暴露可能会对器官造成伤害（肝）。</w:t>
+            </w:r>
+          </w:p>
+          <w:p>
+            <w:pPr>
+              <w:spacing w:line="300" w:lineRule="auto"/>
+            </w:pPr>
+            <w:r>
+              <w:rPr>
+                <w:rFonts w:hint="eastAsia" w:ascii="Times New Roman" w:hAnsi="Times New Roman" w:eastAsia="宋体"/>
+                <w:sz w:val="24"/>
+                <w:b/>
+              </w:rPr>
+              <w:t xml:space="preserve">防范说明：</w:t>
+            </w:r>
+          </w:p>
+          <w:p>
+            <w:pPr>
+              <w:spacing w:line="300" w:lineRule="auto"/>
+              <w:ind w:left="480"/>
+            </w:pPr>
+            <w:r>
+              <w:rPr>
+                <w:rFonts w:hint="eastAsia" w:ascii="Times New Roman" w:hAnsi="Times New Roman" w:eastAsia="宋体"/>
+                <w:sz w:val="24"/>
+                <w:b/>
+              </w:rPr>
+              <w:t xml:space="preserve">预防措施：</w:t>
+            </w:r>
+          </w:p>
+          <w:p>
+            <w:pPr>
+              <w:spacing w:line="300" w:lineRule="auto"/>
+              <w:ind w:left="960"/>
+            </w:pPr>
+            <w:r>
+              <w:rPr>
+                <w:rFonts w:hint="eastAsia" w:ascii="Times New Roman" w:hAnsi="Times New Roman" w:eastAsia="宋体"/>
+                <w:sz w:val="24"/>
+              </w:rPr>
+              <w:t xml:space="preserve">        P201 在使用前获取特别指示。</w:t>
+            </w:r>
+          </w:p>
+          <w:p>
+            <w:pPr>
+              <w:spacing w:line="300" w:lineRule="auto"/>
+              <w:ind w:left="960"/>
+            </w:pPr>
+            <w:r>
+              <w:rPr>
+                <w:rFonts w:hint="eastAsia" w:ascii="Times New Roman" w:hAnsi="Times New Roman" w:eastAsia="宋体"/>
+                <w:sz w:val="24"/>
+              </w:rPr>
+              <w:t xml:space="preserve">        P202 在阅读并了解所有安全预防措施之前，切勿操作与处置。</w:t>
+            </w:r>
+          </w:p>
+          <w:p>
+            <w:pPr>
+              <w:spacing w:line="300" w:lineRule="auto"/>
+              <w:ind w:left="960"/>
+            </w:pPr>
+            <w:r>
+              <w:rPr>
+                <w:rFonts w:hint="eastAsia" w:ascii="Times New Roman" w:hAnsi="Times New Roman" w:eastAsia="宋体"/>
+                <w:sz w:val="24"/>
+              </w:rPr>
+              <w:t xml:space="preserve">        P260 不要吸入粉尘/烟/气体/气雾/蒸气/喷雾。</w:t>
+            </w:r>
+          </w:p>
+          <w:p>
+            <w:pPr>
+              <w:spacing w:line="300" w:lineRule="auto"/>
+              <w:ind w:left="960"/>
+            </w:pPr>
+            <w:r>
+              <w:rPr>
+                <w:rFonts w:hint="eastAsia" w:ascii="Times New Roman" w:hAnsi="Times New Roman" w:eastAsia="宋体"/>
+                <w:sz w:val="24"/>
+              </w:rPr>
+              <w:t xml:space="preserve">        P264 操作后彻底清洗双手。</w:t>
+            </w:r>
+          </w:p>
+          <w:p>
+            <w:pPr>
+              <w:spacing w:line="300" w:lineRule="auto"/>
+              <w:ind w:left="960"/>
+            </w:pPr>
+            <w:r>
+              <w:rPr>
+                <w:rFonts w:hint="eastAsia" w:ascii="Times New Roman" w:hAnsi="Times New Roman" w:eastAsia="宋体"/>
+                <w:sz w:val="24"/>
+              </w:rPr>
+              <w:t xml:space="preserve">        P270 使用本产品时不要进食、饮水或吸烟。</w:t>
+            </w:r>
+          </w:p>
+          <w:p>
+            <w:pPr>
+              <w:spacing w:line="300" w:lineRule="auto"/>
+              <w:ind w:left="960"/>
+            </w:pPr>
+            <w:r>
+              <w:rPr>
+                <w:rFonts w:hint="eastAsia" w:ascii="Times New Roman" w:hAnsi="Times New Roman" w:eastAsia="宋体"/>
+                <w:sz w:val="24"/>
+              </w:rPr>
+              <w:t xml:space="preserve">        P271 只能在室外或通风良好处使用。</w:t>
+            </w:r>
+          </w:p>
+          <w:p>
+            <w:pPr>
+              <w:spacing w:line="300" w:lineRule="auto"/>
+              <w:ind w:left="960"/>
+            </w:pPr>
+            <w:r>
+              <w:rPr>
+                <w:rFonts w:hint="eastAsia" w:ascii="Times New Roman" w:hAnsi="Times New Roman" w:eastAsia="宋体"/>
+                <w:sz w:val="24"/>
+              </w:rPr>
+              <w:t xml:space="preserve">        P280 戴防护手套/穿防护服/戴防护眼罩/戴防护面具。</w:t>
+            </w:r>
+          </w:p>
+          <w:p>
+            <w:pPr>
+              <w:spacing w:line="300" w:lineRule="auto"/>
+              <w:ind w:left="480"/>
+            </w:pPr>
+            <w:r>
+              <w:rPr>
+                <w:rFonts w:hint="eastAsia" w:ascii="Times New Roman" w:hAnsi="Times New Roman" w:eastAsia="宋体"/>
+                <w:sz w:val="24"/>
+                <w:b/>
+              </w:rPr>
+              <w:t xml:space="preserve">事故响应：</w:t>
+            </w:r>
+          </w:p>
+          <w:p>
+            <w:pPr>
+              <w:spacing w:line="300" w:lineRule="auto"/>
+              <w:ind w:left="960"/>
+            </w:pPr>
+            <w:r>
+              <w:rPr>
+                <w:rFonts w:hint="eastAsia" w:ascii="Times New Roman" w:hAnsi="Times New Roman" w:eastAsia="宋体"/>
+                <w:sz w:val="24"/>
+              </w:rPr>
+              <w:t xml:space="preserve">        P304+P340 如误吸入：将人转移到空气新鲜处，保持呼吸舒适体位。</w:t>
+            </w:r>
+          </w:p>
+          <w:p>
+            <w:pPr>
+              <w:spacing w:line="300" w:lineRule="auto"/>
+              <w:ind w:left="960"/>
+            </w:pPr>
+            <w:r>
+              <w:rPr>
+                <w:rFonts w:hint="eastAsia" w:ascii="Times New Roman" w:hAnsi="Times New Roman" w:eastAsia="宋体"/>
+                <w:sz w:val="24"/>
+              </w:rPr>
+              <w:t xml:space="preserve">        P305+P351+P338 如果进入眼睛：用水小心地冲洗几分钟。如简便易行，摘除隐形眼镜，继续冲洗。</w:t>
+            </w:r>
+          </w:p>
+          <w:p>
+            <w:pPr>
+              <w:spacing w:line="300" w:lineRule="auto"/>
+              <w:ind w:left="960"/>
+            </w:pPr>
+            <w:r>
+              <w:rPr>
+                <w:rFonts w:hint="eastAsia" w:ascii="Times New Roman" w:hAnsi="Times New Roman" w:eastAsia="宋体"/>
+                <w:sz w:val="24"/>
+              </w:rPr>
+              <w:t xml:space="preserve">        P308+P313 如果接触到或有疑虑：求医/就诊。</w:t>
+            </w:r>
+          </w:p>
+          <w:p>
+            <w:pPr>
+              <w:spacing w:line="300" w:lineRule="auto"/>
+              <w:ind w:left="960"/>
+            </w:pPr>
+            <w:r>
+              <w:rPr>
+                <w:rFonts w:hint="eastAsia" w:ascii="Times New Roman" w:hAnsi="Times New Roman" w:eastAsia="宋体"/>
+                <w:sz w:val="24"/>
+              </w:rPr>
+              <w:t xml:space="preserve">        P337+P313 如眼刺激持续不退：求医/就诊。</w:t>
+            </w:r>
+          </w:p>
+          <w:p>
+            <w:pPr>
+              <w:spacing w:line="300" w:lineRule="auto"/>
+              <w:ind w:left="960"/>
+            </w:pPr>
+            <w:r>
+              <w:rPr>
+                <w:rFonts w:hint="eastAsia" w:ascii="Times New Roman" w:hAnsi="Times New Roman" w:eastAsia="宋体"/>
+                <w:sz w:val="24"/>
+              </w:rPr>
+              <w:t xml:space="preserve">        P370+P378 火灾时：使用泡沫，干粉灭火器或二氧化碳灭火。</w:t>
+            </w:r>
+          </w:p>
+          <w:p>
+            <w:pPr>
+              <w:spacing w:line="300" w:lineRule="auto"/>
+              <w:ind w:left="480"/>
+            </w:pPr>
+            <w:r>
+              <w:rPr>
+                <w:rFonts w:hint="eastAsia" w:ascii="Times New Roman" w:hAnsi="Times New Roman" w:eastAsia="宋体"/>
+                <w:sz w:val="24"/>
+                <w:b/>
+              </w:rPr>
+              <w:t xml:space="preserve">安全储存：</w:t>
+            </w:r>
+          </w:p>
+          <w:p>
+            <w:pPr>
+              <w:spacing w:line="300" w:lineRule="auto"/>
+              <w:ind w:left="960"/>
+            </w:pPr>
+            <w:r>
+              <w:rPr>
+                <w:rFonts w:hint="eastAsia" w:ascii="Times New Roman" w:hAnsi="Times New Roman" w:eastAsia="宋体"/>
+                <w:sz w:val="24"/>
+              </w:rPr>
+              <w:t xml:space="preserve">        P405 储存处须加锁。</w:t>
+            </w:r>
+          </w:p>
+          <w:p>
+            <w:pPr>
+              <w:spacing w:line="300" w:lineRule="auto"/>
+              <w:ind w:left="480"/>
+            </w:pPr>
+            <w:r>
+              <w:rPr>
+                <w:rFonts w:hint="eastAsia" w:ascii="Times New Roman" w:hAnsi="Times New Roman" w:eastAsia="宋体"/>
+                <w:sz w:val="24"/>
+                <w:b/>
+              </w:rPr>
+              <w:t xml:space="preserve">废弃处置：</w:t>
+            </w:r>
+          </w:p>
+          <w:p>
+            <w:pPr>
+              <w:spacing w:line="300" w:lineRule="auto"/>
+              <w:ind w:left="960"/>
+            </w:pPr>
+            <w:r>
+              <w:rPr>
+                <w:rFonts w:hint="eastAsia" w:ascii="Times New Roman" w:hAnsi="Times New Roman" w:eastAsia="宋体"/>
+                <w:sz w:val="24"/>
+              </w:rPr>
+              <w:t xml:space="preserve">        P501 处置内装物/容器按照当地规章。</w:t>
+            </w:r>
+          </w:p>
+          <w:p>
+            <w:pPr>
+              <w:spacing w:line="300" w:lineRule="auto"/>
+            </w:pPr>
+            <w:r>
+              <w:rPr>
+                <w:rFonts w:hint="eastAsia" w:ascii="Times New Roman" w:hAnsi="Times New Roman" w:eastAsia="宋体"/>
+                <w:sz w:val="24"/>
+                <w:b/>
+              </w:rPr>
+              <w:t xml:space="preserve">其他危险：</w:t>
+            </w:r>
+            <w:r>
+              <w:rPr>
+                <w:rFonts w:hint="eastAsia" w:ascii="Times New Roman" w:hAnsi="Times New Roman" w:eastAsia="宋体"/>
+                <w:sz w:val="24"/>
+              </w:rPr>
+              <w:t xml:space="preserve">无适用资料。</w:t>
             </w:r>
           </w:p>
         </w:tc>

--- a/算法训练材料/PU-202C/PU-202C msds_CN 冠志.docx
+++ b/算法训练材料/PU-202C/PU-202C msds_CN 冠志.docx
@@ -1371,7 +1371,7 @@
           </w:p>
           <w:p>
             <w:pPr>
-              <w:spacing w:line="300" w:lineRule="auto"/>
+              <w:spacing w:line="300" w:lineRule="auto" w:before="240"/>
             </w:pPr>
             <w:r>
               <w:rPr>
@@ -1397,7 +1397,7 @@
           </w:p>
           <w:p>
             <w:pPr>
-              <w:jc w:val="center"/>
+              <w:jc w:val="left"/>
             </w:pPr>
             <w:r>
               <w:drawing>
@@ -1500,7 +1500,7 @@
           </w:p>
           <w:p>
             <w:pPr>
-              <w:spacing w:line="300" w:lineRule="auto"/>
+              <w:spacing w:line="300" w:lineRule="auto" w:before="240"/>
             </w:pPr>
             <w:r>
               <w:rPr>
@@ -1591,7 +1591,7 @@
           </w:p>
           <w:p>
             <w:pPr>
-              <w:spacing w:line="300" w:lineRule="auto"/>
+              <w:spacing w:line="300" w:lineRule="auto" w:before="240"/>
             </w:pPr>
             <w:r>
               <w:rPr>
@@ -1842,7 +1842,7 @@
           </w:p>
           <w:p>
             <w:pPr>
-              <w:spacing w:line="300" w:lineRule="auto"/>
+              <w:spacing w:line="300" w:lineRule="auto" w:before="240"/>
             </w:pPr>
             <w:r>
               <w:rPr>
@@ -1850,7 +1850,7 @@
                 <w:sz w:val="24"/>
                 <w:b/>
               </w:rPr>
-              <w:t xml:space="preserve">其他危险：</w:t>
+              <w:t xml:space="preserve">2.3 其他危险：</w:t>
             </w:r>
             <w:r>
               <w:rPr>
